--- a/fiches/eval1-gabarit-rapport.docx
+++ b/fiches/eval1-gabarit-rapport.docx
@@ -2015,78 +2015,6 @@
           </w:tcPr>
           <w:p>
             <w:r>
-              <w:t>Facilité d'en changer plus tard</w:t>
-            </w:r>
-          </w:p>
-        </w:tc>
-        <w:tc>
-          <w:tcPr>
-            <w:tcW w:type="dxa" w:w="2448"/>
-          </w:tcPr>
-          <w:p>
-            <w:r/>
-          </w:p>
-        </w:tc>
-        <w:tc>
-          <w:tcPr>
-            <w:tcW w:type="dxa" w:w="2448"/>
-          </w:tcPr>
-          <w:p>
-            <w:r/>
-          </w:p>
-        </w:tc>
-        <w:tc>
-          <w:tcPr>
-            <w:tcW w:type="dxa" w:w="2448"/>
-          </w:tcPr>
-          <w:p>
-            <w:r/>
-          </w:p>
-        </w:tc>
-      </w:tr>
-      <w:tr>
-        <w:tc>
-          <w:tcPr>
-            <w:tcW w:type="dxa" w:w="2736"/>
-          </w:tcPr>
-          <w:p>
-            <w:r>
-              <w:t>Chances qu'il existe encore dans 5 ans</w:t>
-            </w:r>
-          </w:p>
-        </w:tc>
-        <w:tc>
-          <w:tcPr>
-            <w:tcW w:type="dxa" w:w="2448"/>
-          </w:tcPr>
-          <w:p>
-            <w:r/>
-          </w:p>
-        </w:tc>
-        <w:tc>
-          <w:tcPr>
-            <w:tcW w:type="dxa" w:w="2448"/>
-          </w:tcPr>
-          <w:p>
-            <w:r/>
-          </w:p>
-        </w:tc>
-        <w:tc>
-          <w:tcPr>
-            <w:tcW w:type="dxa" w:w="2448"/>
-          </w:tcPr>
-          <w:p>
-            <w:r/>
-          </w:p>
-        </w:tc>
-      </w:tr>
-      <w:tr>
-        <w:tc>
-          <w:tcPr>
-            <w:tcW w:type="dxa" w:w="2736"/>
-          </w:tcPr>
-          <w:p>
-            <w:r>
               <w:t>Source(s) ou essai</w:t>
             </w:r>
           </w:p>
@@ -2410,78 +2338,6 @@
           </w:tcPr>
           <w:p>
             <w:r>
-              <w:t>Facilité d'en changer plus tard</w:t>
-            </w:r>
-          </w:p>
-        </w:tc>
-        <w:tc>
-          <w:tcPr>
-            <w:tcW w:type="dxa" w:w="2448"/>
-          </w:tcPr>
-          <w:p>
-            <w:r/>
-          </w:p>
-        </w:tc>
-        <w:tc>
-          <w:tcPr>
-            <w:tcW w:type="dxa" w:w="2448"/>
-          </w:tcPr>
-          <w:p>
-            <w:r/>
-          </w:p>
-        </w:tc>
-        <w:tc>
-          <w:tcPr>
-            <w:tcW w:type="dxa" w:w="2448"/>
-          </w:tcPr>
-          <w:p>
-            <w:r/>
-          </w:p>
-        </w:tc>
-      </w:tr>
-      <w:tr>
-        <w:tc>
-          <w:tcPr>
-            <w:tcW w:type="dxa" w:w="2736"/>
-          </w:tcPr>
-          <w:p>
-            <w:r>
-              <w:t>Chances qu'il existe encore dans 5 ans</w:t>
-            </w:r>
-          </w:p>
-        </w:tc>
-        <w:tc>
-          <w:tcPr>
-            <w:tcW w:type="dxa" w:w="2448"/>
-          </w:tcPr>
-          <w:p>
-            <w:r/>
-          </w:p>
-        </w:tc>
-        <w:tc>
-          <w:tcPr>
-            <w:tcW w:type="dxa" w:w="2448"/>
-          </w:tcPr>
-          <w:p>
-            <w:r/>
-          </w:p>
-        </w:tc>
-        <w:tc>
-          <w:tcPr>
-            <w:tcW w:type="dxa" w:w="2448"/>
-          </w:tcPr>
-          <w:p>
-            <w:r/>
-          </w:p>
-        </w:tc>
-      </w:tr>
-      <w:tr>
-        <w:tc>
-          <w:tcPr>
-            <w:tcW w:type="dxa" w:w="2736"/>
-          </w:tcPr>
-          <w:p>
-            <w:r>
               <w:t>Source(s) ou essai</w:t>
             </w:r>
           </w:p>
@@ -2805,78 +2661,6 @@
           </w:tcPr>
           <w:p>
             <w:r>
-              <w:t>Facilité d'en changer plus tard</w:t>
-            </w:r>
-          </w:p>
-        </w:tc>
-        <w:tc>
-          <w:tcPr>
-            <w:tcW w:type="dxa" w:w="2448"/>
-          </w:tcPr>
-          <w:p>
-            <w:r/>
-          </w:p>
-        </w:tc>
-        <w:tc>
-          <w:tcPr>
-            <w:tcW w:type="dxa" w:w="2448"/>
-          </w:tcPr>
-          <w:p>
-            <w:r/>
-          </w:p>
-        </w:tc>
-        <w:tc>
-          <w:tcPr>
-            <w:tcW w:type="dxa" w:w="2448"/>
-          </w:tcPr>
-          <w:p>
-            <w:r/>
-          </w:p>
-        </w:tc>
-      </w:tr>
-      <w:tr>
-        <w:tc>
-          <w:tcPr>
-            <w:tcW w:type="dxa" w:w="2736"/>
-          </w:tcPr>
-          <w:p>
-            <w:r>
-              <w:t>Chances qu'il existe encore dans 5 ans</w:t>
-            </w:r>
-          </w:p>
-        </w:tc>
-        <w:tc>
-          <w:tcPr>
-            <w:tcW w:type="dxa" w:w="2448"/>
-          </w:tcPr>
-          <w:p>
-            <w:r/>
-          </w:p>
-        </w:tc>
-        <w:tc>
-          <w:tcPr>
-            <w:tcW w:type="dxa" w:w="2448"/>
-          </w:tcPr>
-          <w:p>
-            <w:r/>
-          </w:p>
-        </w:tc>
-        <w:tc>
-          <w:tcPr>
-            <w:tcW w:type="dxa" w:w="2448"/>
-          </w:tcPr>
-          <w:p>
-            <w:r/>
-          </w:p>
-        </w:tc>
-      </w:tr>
-      <w:tr>
-        <w:tc>
-          <w:tcPr>
-            <w:tcW w:type="dxa" w:w="2736"/>
-          </w:tcPr>
-          <w:p>
-            <w:r>
               <w:t>Source(s) ou essai</w:t>
             </w:r>
           </w:p>
@@ -3200,78 +2984,6 @@
           </w:tcPr>
           <w:p>
             <w:r>
-              <w:t>Facilité d'en changer plus tard</w:t>
-            </w:r>
-          </w:p>
-        </w:tc>
-        <w:tc>
-          <w:tcPr>
-            <w:tcW w:type="dxa" w:w="2448"/>
-          </w:tcPr>
-          <w:p>
-            <w:r/>
-          </w:p>
-        </w:tc>
-        <w:tc>
-          <w:tcPr>
-            <w:tcW w:type="dxa" w:w="2448"/>
-          </w:tcPr>
-          <w:p>
-            <w:r/>
-          </w:p>
-        </w:tc>
-        <w:tc>
-          <w:tcPr>
-            <w:tcW w:type="dxa" w:w="2448"/>
-          </w:tcPr>
-          <w:p>
-            <w:r/>
-          </w:p>
-        </w:tc>
-      </w:tr>
-      <w:tr>
-        <w:tc>
-          <w:tcPr>
-            <w:tcW w:type="dxa" w:w="2736"/>
-          </w:tcPr>
-          <w:p>
-            <w:r>
-              <w:t>Chances qu'il existe encore dans 5 ans</w:t>
-            </w:r>
-          </w:p>
-        </w:tc>
-        <w:tc>
-          <w:tcPr>
-            <w:tcW w:type="dxa" w:w="2448"/>
-          </w:tcPr>
-          <w:p>
-            <w:r/>
-          </w:p>
-        </w:tc>
-        <w:tc>
-          <w:tcPr>
-            <w:tcW w:type="dxa" w:w="2448"/>
-          </w:tcPr>
-          <w:p>
-            <w:r/>
-          </w:p>
-        </w:tc>
-        <w:tc>
-          <w:tcPr>
-            <w:tcW w:type="dxa" w:w="2448"/>
-          </w:tcPr>
-          <w:p>
-            <w:r/>
-          </w:p>
-        </w:tc>
-      </w:tr>
-      <w:tr>
-        <w:tc>
-          <w:tcPr>
-            <w:tcW w:type="dxa" w:w="2736"/>
-          </w:tcPr>
-          <w:p>
-            <w:r>
               <w:t>Source(s) ou essai</w:t>
             </w:r>
           </w:p>
@@ -3560,78 +3272,6 @@
           <w:p>
             <w:r>
               <w:t>Temps pour apprendre à s'en servir</w:t>
-            </w:r>
-          </w:p>
-        </w:tc>
-        <w:tc>
-          <w:tcPr>
-            <w:tcW w:type="dxa" w:w="2448"/>
-          </w:tcPr>
-          <w:p>
-            <w:r/>
-          </w:p>
-        </w:tc>
-        <w:tc>
-          <w:tcPr>
-            <w:tcW w:type="dxa" w:w="2448"/>
-          </w:tcPr>
-          <w:p>
-            <w:r/>
-          </w:p>
-        </w:tc>
-        <w:tc>
-          <w:tcPr>
-            <w:tcW w:type="dxa" w:w="2448"/>
-          </w:tcPr>
-          <w:p>
-            <w:r/>
-          </w:p>
-        </w:tc>
-      </w:tr>
-      <w:tr>
-        <w:tc>
-          <w:tcPr>
-            <w:tcW w:type="dxa" w:w="2736"/>
-          </w:tcPr>
-          <w:p>
-            <w:r>
-              <w:t>Facilité d'en changer plus tard</w:t>
-            </w:r>
-          </w:p>
-        </w:tc>
-        <w:tc>
-          <w:tcPr>
-            <w:tcW w:type="dxa" w:w="2448"/>
-          </w:tcPr>
-          <w:p>
-            <w:r/>
-          </w:p>
-        </w:tc>
-        <w:tc>
-          <w:tcPr>
-            <w:tcW w:type="dxa" w:w="2448"/>
-          </w:tcPr>
-          <w:p>
-            <w:r/>
-          </w:p>
-        </w:tc>
-        <w:tc>
-          <w:tcPr>
-            <w:tcW w:type="dxa" w:w="2448"/>
-          </w:tcPr>
-          <w:p>
-            <w:r/>
-          </w:p>
-        </w:tc>
-      </w:tr>
-      <w:tr>
-        <w:tc>
-          <w:tcPr>
-            <w:tcW w:type="dxa" w:w="2736"/>
-          </w:tcPr>
-          <w:p>
-            <w:r>
-              <w:t>Chances qu'il existe encore dans 5 ans</w:t>
             </w:r>
           </w:p>
         </w:tc>

--- a/fiches/eval1-gabarit-rapport.docx
+++ b/fiches/eval1-gabarit-rapport.docx
@@ -1728,7 +1728,7 @@
         <w:pStyle w:val="Heading1"/>
       </w:pPr>
       <w:r>
-        <w:t>6. Les possibilités techniques</w:t>
+        <w:t xml:space="preserve">6. Les possibilités techniques</w:t>
       </w:r>
     </w:p>
     <w:p>
@@ -1737,7 +1737,7 @@
           <w:i/>
           <w:color w:val="56616C"/>
         </w:rPr>
-        <w:t>Pour chacune des cinq questions : le besoin, les familles de solutions, deux ou trois outils comparés sur les mêmes critères, leurs avantages et leurs limites pour ce client, et ce qui reste à vérifier. La question de votre équipe est traitée en profondeur : deux ou trois outils, toutes les lignes du tableau, résultats de vos essais (détail en annexe A). Les quatre autres sont traitées en survol, à partir de votre propre recherche : deux outils, et seulement les lignes « Ce qu'il fait », « Modèle de prix », « Coût estimé sur 3 ans » et « Source(s) »; supprimez les autres lignes et la colonne Outil 3. Décrivez, ne recommandez pas.</w:t>
+        <w:t xml:space="preserve">Les cinq questions : Q1 — Réserver et payer en ligne · Q2 — Faire signer la décharge avant l'arrivée · Q3 — La plateforme du site · Q4 — Montrer les vidéos sans ralentir le site · Q5 — Offrir le site en français et en anglais. Votre question est traitée en profondeur (6.1). Les quatre autres sont traitées en survol (6.2) : une partie beaucoup plus courte. Décrivez, ne recommandez pas.</w:t>
       </w:r>
     </w:p>
     <w:p>
@@ -1745,7 +1745,31 @@
         <w:pStyle w:val="Heading2"/>
       </w:pPr>
       <w:r>
-        <w:t>6.1 Q1 — Réserver et payer en ligne</w:t>
+        <w:t xml:space="preserve">6.1 Notre question, en profondeur : Q_ — [titre de la question]</w:t>
+      </w:r>
+    </w:p>
+    <w:p>
+      <w:pPr>
+        <w:pBdr>
+          <w:left w:val="single" w:sz="24" w:space="6" w:color="3730A3"/>
+        </w:pBdr>
+        <w:shd w:val="clear" w:color="auto" w:fill="E0E7FF"/>
+        <w:spacing w:before="120" w:after="120"/>
+        <w:ind w:left="144"/>
+      </w:pPr>
+      <w:r>
+        <w:rPr>
+          <w:b/>
+          <w:color w:val="3730A3"/>
+        </w:rPr>
+        <w:t xml:space="preserve">EN PROFONDEUR — avec vos essais. </w:t>
+      </w:r>
+      <w:r>
+        <w:rPr>
+          <w:i/>
+          <w:color w:val="56616C"/>
+        </w:rPr>
+        <w:t xml:space="preserve">Une seule question : celle que votre équipe a essayée aux séances 3 et 4. Deux ou trois outils, toutes les lignes du tableau, résultats de vos essais (détail en annexe A).</w:t>
       </w:r>
     </w:p>
     <w:p>
@@ -1753,7 +1777,7 @@
         <w:pStyle w:val="Heading3"/>
       </w:pPr>
       <w:r>
-        <w:t>Le besoin</w:t>
+        <w:t xml:space="preserve">Le besoin</w:t>
       </w:r>
     </w:p>
     <w:p>
@@ -1762,7 +1786,7 @@
           <w:i/>
           <w:color w:val="56616C"/>
         </w:rPr>
-        <w:t>Rappel des exigences et des contraintes qui touchent cette question (renvoyer aux sections 3 et 4).</w:t>
+        <w:t xml:space="preserve">Rappel des exigences et des contraintes qui touchent cette question (renvoyer aux sections 3 et 4).</w:t>
       </w:r>
     </w:p>
     <w:p>
@@ -1770,7 +1794,7 @@
         <w:pStyle w:val="Heading3"/>
       </w:pPr>
       <w:r>
-        <w:t>Les familles de solutions</w:t>
+        <w:t xml:space="preserve">Les familles de solutions</w:t>
       </w:r>
     </w:p>
     <w:p>
@@ -1779,7 +1803,7 @@
           <w:i/>
           <w:color w:val="56616C"/>
         </w:rPr>
-        <w:t>Par exemple : un service spécialisé, une fonction de la plateforme du site, un développement sur mesure.</w:t>
+        <w:t xml:space="preserve">Par exemple : un service spécialisé, une fonction de la plateforme du site, un développement sur mesure.</w:t>
       </w:r>
     </w:p>
     <w:p>
@@ -1787,7 +1811,7 @@
         <w:pStyle w:val="Heading3"/>
       </w:pPr>
       <w:r>
-        <w:t>Comparaison</w:t>
+        <w:t xml:space="preserve">Comparaison</w:t>
       </w:r>
     </w:p>
     <w:tbl>
@@ -1797,10 +1821,10 @@
         <w:tblLook w:firstColumn="1" w:firstRow="1" w:lastColumn="0" w:lastRow="0" w:noHBand="0" w:noVBand="1" w:val="04A0"/>
       </w:tblPr>
       <w:tblGrid>
-        <w:gridCol w:w="2520"/>
-        <w:gridCol w:w="2520"/>
-        <w:gridCol w:w="2520"/>
-        <w:gridCol w:w="2520"/>
+        <w:gridCol w:w="2736"/>
+        <w:gridCol w:w="2448"/>
+        <w:gridCol w:w="2448"/>
+        <w:gridCol w:w="2448"/>
       </w:tblGrid>
       <w:tr>
         <w:tc>
@@ -1809,12 +1833,11 @@
             <w:shd w:val="clear" w:color="auto" w:fill="E0E7FF"/>
           </w:tcPr>
           <w:p>
-            <w:r/>
             <w:r>
               <w:rPr>
                 <w:b/>
               </w:rPr>
-              <w:t>Critère</w:t>
+              <w:t xml:space="preserve">Critère</w:t>
             </w:r>
           </w:p>
         </w:tc>
@@ -1824,12 +1847,11 @@
             <w:shd w:val="clear" w:color="auto" w:fill="E0E7FF"/>
           </w:tcPr>
           <w:p>
-            <w:r/>
             <w:r>
               <w:rPr>
                 <w:b/>
               </w:rPr>
-              <w:t>Outil 1 :</w:t>
+              <w:t xml:space="preserve">Outil 1 :</w:t>
             </w:r>
           </w:p>
         </w:tc>
@@ -1839,12 +1861,11 @@
             <w:shd w:val="clear" w:color="auto" w:fill="E0E7FF"/>
           </w:tcPr>
           <w:p>
-            <w:r/>
             <w:r>
               <w:rPr>
                 <w:b/>
               </w:rPr>
-              <w:t>Outil 2 :</w:t>
+              <w:t xml:space="preserve">Outil 2 :</w:t>
             </w:r>
           </w:p>
         </w:tc>
@@ -1854,12 +1875,11 @@
             <w:shd w:val="clear" w:color="auto" w:fill="E0E7FF"/>
           </w:tcPr>
           <w:p>
-            <w:r/>
             <w:r>
               <w:rPr>
                 <w:b/>
               </w:rPr>
-              <w:t>Outil 3 :</w:t>
+              <w:t xml:space="preserve">Outil 3 :</w:t>
             </w:r>
           </w:p>
         </w:tc>
@@ -1871,7 +1891,7 @@
           </w:tcPr>
           <w:p>
             <w:r>
-              <w:t>Ce qu'il fait pour ce besoin</w:t>
+              <w:t xml:space="preserve">Ce qu'il fait pour ce besoin</w:t>
             </w:r>
           </w:p>
         </w:tc>
@@ -1907,7 +1927,7 @@
           </w:tcPr>
           <w:p>
             <w:r>
-              <w:t>Modèle de prix</w:t>
+              <w:t xml:space="preserve">Modèle de prix</w:t>
             </w:r>
           </w:p>
         </w:tc>
@@ -1943,7 +1963,7 @@
           </w:tcPr>
           <w:p>
             <w:r>
-              <w:t>Coût estimé sur 3 ans ($ CA, hypothèses en note)</w:t>
+              <w:t xml:space="preserve">Coût estimé sur 3 ans ($ CA)</w:t>
             </w:r>
           </w:p>
         </w:tc>
@@ -1979,7 +1999,7 @@
           </w:tcPr>
           <w:p>
             <w:r>
-              <w:t>Temps pour apprendre à s'en servir</w:t>
+              <w:t xml:space="preserve">Temps pour apprendre à s'en servir</w:t>
             </w:r>
           </w:p>
         </w:tc>
@@ -2015,7 +2035,7 @@
           </w:tcPr>
           <w:p>
             <w:r>
-              <w:t>Source(s) ou essai</w:t>
+              <w:t xml:space="preserve">Source(s) ou essai</w:t>
             </w:r>
           </w:p>
         </w:tc>
@@ -2047,11 +2067,20 @@
     </w:tbl>
     <w:p/>
     <w:p>
+      <w:r>
+        <w:rPr>
+          <w:i/>
+          <w:color w:val="56616C"/>
+        </w:rPr>
+        <w:t xml:space="preserve">Hypothèses du coût sur trois ans : la date de lecture des prix, le taux de change, le nombre de participants ou de réservations.</w:t>
+      </w:r>
+    </w:p>
+    <w:p>
       <w:pPr>
         <w:pStyle w:val="Heading3"/>
       </w:pPr>
       <w:r>
-        <w:t>Avantages, limites et points à vérifier</w:t>
+        <w:t xml:space="preserve">Avantages, limites et points à vérifier</w:t>
       </w:r>
     </w:p>
     <w:p>
@@ -2060,7 +2089,7 @@
           <w:i/>
           <w:color w:val="56616C"/>
         </w:rPr>
-        <w:t>Pour ce client-ci : l'effet sur Mélanie, les guides, les clients, le budget, la Loi 25…</w:t>
+        <w:t xml:space="preserve">Pour ce client-ci : l'effet sur Mélanie, les guides, les clients, le budget, la Loi 25… Deux ou trois constats appuyés sur vos essais, sans recommander.</w:t>
       </w:r>
     </w:p>
     <w:p>
@@ -2068,7 +2097,31 @@
         <w:pStyle w:val="Heading2"/>
       </w:pPr>
       <w:r>
-        <w:t>6.2 Q2 — Faire signer la décharge avant l'arrivée</w:t>
+        <w:t xml:space="preserve">6.2 Les quatre autres questions, en survol</w:t>
+      </w:r>
+    </w:p>
+    <w:p>
+      <w:pPr>
+        <w:pBdr>
+          <w:left w:val="single" w:sz="24" w:space="6" w:color="92400E"/>
+        </w:pBdr>
+        <w:shd w:val="clear" w:color="auto" w:fill="FEF3C7"/>
+        <w:spacing w:before="120" w:after="120"/>
+        <w:ind w:left="144"/>
+      </w:pPr>
+      <w:r>
+        <w:rPr>
+          <w:b/>
+          <w:color w:val="92400E"/>
+        </w:rPr>
+        <w:t xml:space="preserve">SURVOL — sans essai, environ une demi-page par question. </w:t>
+      </w:r>
+      <w:r>
+        <w:rPr>
+          <w:i/>
+          <w:color w:val="56616C"/>
+        </w:rPr>
+        <w:t xml:space="preserve">Pour chacune : le besoin en quelques lignes, un tableau court de deux outils, les points qu'un essai devrait vérifier. Pas de familles de solutions, pas de troisième outil, pas de temps pour apprendre. Vos sources : votre recherche documentaire et vos notes du retour en grand groupe de la séance 5, en indiquant d'où vient l'information (par exemple : « essai de l'équipe 3, séance 5 »).</w:t>
       </w:r>
     </w:p>
     <w:p>
@@ -2076,7 +2129,15 @@
         <w:pStyle w:val="Heading3"/>
       </w:pPr>
       <w:r>
-        <w:t>Le besoin</w:t>
+        <w:t xml:space="preserve">Q_ — [titre de la question]</w:t>
+      </w:r>
+    </w:p>
+    <w:p>
+      <w:r>
+        <w:rPr>
+          <w:b/>
+        </w:rPr>
+        <w:t xml:space="preserve">Le besoin</w:t>
       </w:r>
     </w:p>
     <w:p>
@@ -2085,32 +2146,7 @@
           <w:i/>
           <w:color w:val="56616C"/>
         </w:rPr>
-        <w:t>Rappel des exigences et des contraintes qui touchent cette question (renvoyer aux sections 3 et 4).</w:t>
-      </w:r>
-    </w:p>
-    <w:p>
-      <w:pPr>
-        <w:pStyle w:val="Heading3"/>
-      </w:pPr>
-      <w:r>
-        <w:t>Les familles de solutions</w:t>
-      </w:r>
-    </w:p>
-    <w:p>
-      <w:r>
-        <w:rPr>
-          <w:i/>
-          <w:color w:val="56616C"/>
-        </w:rPr>
-        <w:t>Par exemple : un service spécialisé, une fonction de la plateforme du site, un développement sur mesure.</w:t>
-      </w:r>
-    </w:p>
-    <w:p>
-      <w:pPr>
-        <w:pStyle w:val="Heading3"/>
-      </w:pPr>
-      <w:r>
-        <w:t>Comparaison</w:t>
+        <w:t xml:space="preserve">En deux ou trois lignes, avec un renvoi aux sections 3 et 4.</w:t>
       </w:r>
     </w:p>
     <w:tbl>
@@ -2120,69 +2156,50 @@
         <w:tblLook w:firstColumn="1" w:firstRow="1" w:lastColumn="0" w:lastRow="0" w:noHBand="0" w:noVBand="1" w:val="04A0"/>
       </w:tblPr>
       <w:tblGrid>
-        <w:gridCol w:w="2520"/>
-        <w:gridCol w:w="2520"/>
-        <w:gridCol w:w="2520"/>
-        <w:gridCol w:w="2520"/>
+        <w:gridCol w:w="2736"/>
+        <w:gridCol w:w="3672"/>
+        <w:gridCol w:w="3672"/>
       </w:tblGrid>
       <w:tr>
         <w:tc>
           <w:tcPr>
             <w:tcW w:type="dxa" w:w="2736"/>
-            <w:shd w:val="clear" w:color="auto" w:fill="E0E7FF"/>
+            <w:shd w:val="clear" w:color="auto" w:fill="FEF3C7"/>
           </w:tcPr>
           <w:p>
-            <w:r/>
             <w:r>
               <w:rPr>
                 <w:b/>
               </w:rPr>
-              <w:t>Critère</w:t>
+              <w:t xml:space="preserve">Critère</w:t>
             </w:r>
           </w:p>
         </w:tc>
         <w:tc>
           <w:tcPr>
-            <w:tcW w:type="dxa" w:w="2448"/>
-            <w:shd w:val="clear" w:color="auto" w:fill="E0E7FF"/>
+            <w:tcW w:type="dxa" w:w="3672"/>
+            <w:shd w:val="clear" w:color="auto" w:fill="FEF3C7"/>
           </w:tcPr>
           <w:p>
-            <w:r/>
             <w:r>
               <w:rPr>
                 <w:b/>
               </w:rPr>
-              <w:t>Outil 1 :</w:t>
+              <w:t xml:space="preserve">Outil 1 :</w:t>
             </w:r>
           </w:p>
         </w:tc>
         <w:tc>
           <w:tcPr>
-            <w:tcW w:type="dxa" w:w="2448"/>
-            <w:shd w:val="clear" w:color="auto" w:fill="E0E7FF"/>
+            <w:tcW w:type="dxa" w:w="3672"/>
+            <w:shd w:val="clear" w:color="auto" w:fill="FEF3C7"/>
           </w:tcPr>
           <w:p>
-            <w:r/>
             <w:r>
               <w:rPr>
                 <w:b/>
               </w:rPr>
-              <w:t>Outil 2 :</w:t>
-            </w:r>
-          </w:p>
-        </w:tc>
-        <w:tc>
-          <w:tcPr>
-            <w:tcW w:type="dxa" w:w="2448"/>
-            <w:shd w:val="clear" w:color="auto" w:fill="E0E7FF"/>
-          </w:tcPr>
-          <w:p>
-            <w:r/>
-            <w:r>
-              <w:rPr>
-                <w:b/>
-              </w:rPr>
-              <w:t>Outil 3 :</w:t>
+              <w:t xml:space="preserve">Outil 2 :</w:t>
             </w:r>
           </w:p>
         </w:tc>
@@ -2194,13 +2211,13 @@
           </w:tcPr>
           <w:p>
             <w:r>
-              <w:t>Ce qu'il fait pour ce besoin</w:t>
+              <w:t xml:space="preserve">Ce qu'il fait pour ce besoin</w:t>
             </w:r>
           </w:p>
         </w:tc>
         <w:tc>
           <w:tcPr>
-            <w:tcW w:type="dxa" w:w="2448"/>
+            <w:tcW w:type="dxa" w:w="3672"/>
           </w:tcPr>
           <w:p>
             <w:r/>
@@ -2208,15 +2225,7 @@
         </w:tc>
         <w:tc>
           <w:tcPr>
-            <w:tcW w:type="dxa" w:w="2448"/>
-          </w:tcPr>
-          <w:p>
-            <w:r/>
-          </w:p>
-        </w:tc>
-        <w:tc>
-          <w:tcPr>
-            <w:tcW w:type="dxa" w:w="2448"/>
+            <w:tcW w:type="dxa" w:w="3672"/>
           </w:tcPr>
           <w:p>
             <w:r/>
@@ -2230,13 +2239,13 @@
           </w:tcPr>
           <w:p>
             <w:r>
-              <w:t>Modèle de prix</w:t>
+              <w:t xml:space="preserve">Modèle de prix</w:t>
             </w:r>
           </w:p>
         </w:tc>
         <w:tc>
           <w:tcPr>
-            <w:tcW w:type="dxa" w:w="2448"/>
+            <w:tcW w:type="dxa" w:w="3672"/>
           </w:tcPr>
           <w:p>
             <w:r/>
@@ -2244,15 +2253,7 @@
         </w:tc>
         <w:tc>
           <w:tcPr>
-            <w:tcW w:type="dxa" w:w="2448"/>
-          </w:tcPr>
-          <w:p>
-            <w:r/>
-          </w:p>
-        </w:tc>
-        <w:tc>
-          <w:tcPr>
-            <w:tcW w:type="dxa" w:w="2448"/>
+            <w:tcW w:type="dxa" w:w="3672"/>
           </w:tcPr>
           <w:p>
             <w:r/>
@@ -2266,13 +2267,13 @@
           </w:tcPr>
           <w:p>
             <w:r>
-              <w:t>Coût estimé sur 3 ans ($ CA, hypothèses en note)</w:t>
+              <w:t xml:space="preserve">Coût estimé sur 3 ans ($ CA)</w:t>
             </w:r>
           </w:p>
         </w:tc>
         <w:tc>
           <w:tcPr>
-            <w:tcW w:type="dxa" w:w="2448"/>
+            <w:tcW w:type="dxa" w:w="3672"/>
           </w:tcPr>
           <w:p>
             <w:r/>
@@ -2280,15 +2281,7 @@
         </w:tc>
         <w:tc>
           <w:tcPr>
-            <w:tcW w:type="dxa" w:w="2448"/>
-          </w:tcPr>
-          <w:p>
-            <w:r/>
-          </w:p>
-        </w:tc>
-        <w:tc>
-          <w:tcPr>
-            <w:tcW w:type="dxa" w:w="2448"/>
+            <w:tcW w:type="dxa" w:w="3672"/>
           </w:tcPr>
           <w:p>
             <w:r/>
@@ -2302,13 +2295,13 @@
           </w:tcPr>
           <w:p>
             <w:r>
-              <w:t>Temps pour apprendre à s'en servir</w:t>
+              <w:t xml:space="preserve">Principale limite pour ce client</w:t>
             </w:r>
           </w:p>
         </w:tc>
         <w:tc>
           <w:tcPr>
-            <w:tcW w:type="dxa" w:w="2448"/>
+            <w:tcW w:type="dxa" w:w="3672"/>
           </w:tcPr>
           <w:p>
             <w:r/>
@@ -2316,15 +2309,7 @@
         </w:tc>
         <w:tc>
           <w:tcPr>
-            <w:tcW w:type="dxa" w:w="2448"/>
-          </w:tcPr>
-          <w:p>
-            <w:r/>
-          </w:p>
-        </w:tc>
-        <w:tc>
-          <w:tcPr>
-            <w:tcW w:type="dxa" w:w="2448"/>
+            <w:tcW w:type="dxa" w:w="3672"/>
           </w:tcPr>
           <w:p>
             <w:r/>
@@ -2338,13 +2323,13 @@
           </w:tcPr>
           <w:p>
             <w:r>
-              <w:t>Source(s) ou essai</w:t>
+              <w:t xml:space="preserve">Source(s)</w:t>
             </w:r>
           </w:p>
         </w:tc>
         <w:tc>
           <w:tcPr>
-            <w:tcW w:type="dxa" w:w="2448"/>
+            <w:tcW w:type="dxa" w:w="3672"/>
           </w:tcPr>
           <w:p>
             <w:r/>
@@ -2352,15 +2337,7 @@
         </w:tc>
         <w:tc>
           <w:tcPr>
-            <w:tcW w:type="dxa" w:w="2448"/>
-          </w:tcPr>
-          <w:p>
-            <w:r/>
-          </w:p>
-        </w:tc>
-        <w:tc>
-          <w:tcPr>
-            <w:tcW w:type="dxa" w:w="2448"/>
+            <w:tcW w:type="dxa" w:w="3672"/>
           </w:tcPr>
           <w:p>
             <w:r/>
@@ -2370,11 +2347,11 @@
     </w:tbl>
     <w:p/>
     <w:p>
-      <w:pPr>
-        <w:pStyle w:val="Heading3"/>
-      </w:pPr>
       <w:r>
-        <w:t>Avantages, limites et points à vérifier</w:t>
+        <w:rPr>
+          <w:b/>
+        </w:rPr>
+        <w:t xml:space="preserve">Les points qu'un essai devrait vérifier</w:t>
       </w:r>
     </w:p>
     <w:p>
@@ -2383,15 +2360,7 @@
           <w:i/>
           <w:color w:val="56616C"/>
         </w:rPr>
-        <w:t>Pour ce client-ci : l'effet sur Mélanie, les guides, les clients, le budget, la Loi 25…</w:t>
-      </w:r>
-    </w:p>
-    <w:p>
-      <w:pPr>
-        <w:pStyle w:val="Heading2"/>
-      </w:pPr>
-      <w:r>
-        <w:t>6.3 Q3 — La plateforme du site</w:t>
+        <w:t xml:space="preserve">Ce que la source annonce et que seul un essai pourrait confirmer.</w:t>
       </w:r>
     </w:p>
     <w:p>
@@ -2399,7 +2368,15 @@
         <w:pStyle w:val="Heading3"/>
       </w:pPr>
       <w:r>
-        <w:t>Le besoin</w:t>
+        <w:t xml:space="preserve">Q_ — [titre de la question]</w:t>
+      </w:r>
+    </w:p>
+    <w:p>
+      <w:r>
+        <w:rPr>
+          <w:b/>
+        </w:rPr>
+        <w:t xml:space="preserve">Le besoin</w:t>
       </w:r>
     </w:p>
     <w:p>
@@ -2408,32 +2385,7 @@
           <w:i/>
           <w:color w:val="56616C"/>
         </w:rPr>
-        <w:t>Rappel des exigences et des contraintes qui touchent cette question (renvoyer aux sections 3 et 4).</w:t>
-      </w:r>
-    </w:p>
-    <w:p>
-      <w:pPr>
-        <w:pStyle w:val="Heading3"/>
-      </w:pPr>
-      <w:r>
-        <w:t>Les familles de solutions</w:t>
-      </w:r>
-    </w:p>
-    <w:p>
-      <w:r>
-        <w:rPr>
-          <w:i/>
-          <w:color w:val="56616C"/>
-        </w:rPr>
-        <w:t>Par exemple : un service spécialisé, une fonction de la plateforme du site, un développement sur mesure.</w:t>
-      </w:r>
-    </w:p>
-    <w:p>
-      <w:pPr>
-        <w:pStyle w:val="Heading3"/>
-      </w:pPr>
-      <w:r>
-        <w:t>Comparaison</w:t>
+        <w:t xml:space="preserve">En deux ou trois lignes, avec un renvoi aux sections 3 et 4.</w:t>
       </w:r>
     </w:p>
     <w:tbl>
@@ -2443,69 +2395,50 @@
         <w:tblLook w:firstColumn="1" w:firstRow="1" w:lastColumn="0" w:lastRow="0" w:noHBand="0" w:noVBand="1" w:val="04A0"/>
       </w:tblPr>
       <w:tblGrid>
-        <w:gridCol w:w="2520"/>
-        <w:gridCol w:w="2520"/>
-        <w:gridCol w:w="2520"/>
-        <w:gridCol w:w="2520"/>
+        <w:gridCol w:w="2736"/>
+        <w:gridCol w:w="3672"/>
+        <w:gridCol w:w="3672"/>
       </w:tblGrid>
       <w:tr>
         <w:tc>
           <w:tcPr>
             <w:tcW w:type="dxa" w:w="2736"/>
-            <w:shd w:val="clear" w:color="auto" w:fill="E0E7FF"/>
+            <w:shd w:val="clear" w:color="auto" w:fill="FEF3C7"/>
           </w:tcPr>
           <w:p>
-            <w:r/>
             <w:r>
               <w:rPr>
                 <w:b/>
               </w:rPr>
-              <w:t>Critère</w:t>
+              <w:t xml:space="preserve">Critère</w:t>
             </w:r>
           </w:p>
         </w:tc>
         <w:tc>
           <w:tcPr>
-            <w:tcW w:type="dxa" w:w="2448"/>
-            <w:shd w:val="clear" w:color="auto" w:fill="E0E7FF"/>
+            <w:tcW w:type="dxa" w:w="3672"/>
+            <w:shd w:val="clear" w:color="auto" w:fill="FEF3C7"/>
           </w:tcPr>
           <w:p>
-            <w:r/>
             <w:r>
               <w:rPr>
                 <w:b/>
               </w:rPr>
-              <w:t>Outil 1 :</w:t>
+              <w:t xml:space="preserve">Outil 1 :</w:t>
             </w:r>
           </w:p>
         </w:tc>
         <w:tc>
           <w:tcPr>
-            <w:tcW w:type="dxa" w:w="2448"/>
-            <w:shd w:val="clear" w:color="auto" w:fill="E0E7FF"/>
+            <w:tcW w:type="dxa" w:w="3672"/>
+            <w:shd w:val="clear" w:color="auto" w:fill="FEF3C7"/>
           </w:tcPr>
           <w:p>
-            <w:r/>
             <w:r>
               <w:rPr>
                 <w:b/>
               </w:rPr>
-              <w:t>Outil 2 :</w:t>
-            </w:r>
-          </w:p>
-        </w:tc>
-        <w:tc>
-          <w:tcPr>
-            <w:tcW w:type="dxa" w:w="2448"/>
-            <w:shd w:val="clear" w:color="auto" w:fill="E0E7FF"/>
-          </w:tcPr>
-          <w:p>
-            <w:r/>
-            <w:r>
-              <w:rPr>
-                <w:b/>
-              </w:rPr>
-              <w:t>Outil 3 :</w:t>
+              <w:t xml:space="preserve">Outil 2 :</w:t>
             </w:r>
           </w:p>
         </w:tc>
@@ -2517,13 +2450,13 @@
           </w:tcPr>
           <w:p>
             <w:r>
-              <w:t>Ce qu'il fait pour ce besoin</w:t>
+              <w:t xml:space="preserve">Ce qu'il fait pour ce besoin</w:t>
             </w:r>
           </w:p>
         </w:tc>
         <w:tc>
           <w:tcPr>
-            <w:tcW w:type="dxa" w:w="2448"/>
+            <w:tcW w:type="dxa" w:w="3672"/>
           </w:tcPr>
           <w:p>
             <w:r/>
@@ -2531,15 +2464,7 @@
         </w:tc>
         <w:tc>
           <w:tcPr>
-            <w:tcW w:type="dxa" w:w="2448"/>
-          </w:tcPr>
-          <w:p>
-            <w:r/>
-          </w:p>
-        </w:tc>
-        <w:tc>
-          <w:tcPr>
-            <w:tcW w:type="dxa" w:w="2448"/>
+            <w:tcW w:type="dxa" w:w="3672"/>
           </w:tcPr>
           <w:p>
             <w:r/>
@@ -2553,13 +2478,13 @@
           </w:tcPr>
           <w:p>
             <w:r>
-              <w:t>Modèle de prix</w:t>
+              <w:t xml:space="preserve">Modèle de prix</w:t>
             </w:r>
           </w:p>
         </w:tc>
         <w:tc>
           <w:tcPr>
-            <w:tcW w:type="dxa" w:w="2448"/>
+            <w:tcW w:type="dxa" w:w="3672"/>
           </w:tcPr>
           <w:p>
             <w:r/>
@@ -2567,15 +2492,7 @@
         </w:tc>
         <w:tc>
           <w:tcPr>
-            <w:tcW w:type="dxa" w:w="2448"/>
-          </w:tcPr>
-          <w:p>
-            <w:r/>
-          </w:p>
-        </w:tc>
-        <w:tc>
-          <w:tcPr>
-            <w:tcW w:type="dxa" w:w="2448"/>
+            <w:tcW w:type="dxa" w:w="3672"/>
           </w:tcPr>
           <w:p>
             <w:r/>
@@ -2589,13 +2506,13 @@
           </w:tcPr>
           <w:p>
             <w:r>
-              <w:t>Coût estimé sur 3 ans ($ CA, hypothèses en note)</w:t>
+              <w:t xml:space="preserve">Coût estimé sur 3 ans ($ CA)</w:t>
             </w:r>
           </w:p>
         </w:tc>
         <w:tc>
           <w:tcPr>
-            <w:tcW w:type="dxa" w:w="2448"/>
+            <w:tcW w:type="dxa" w:w="3672"/>
           </w:tcPr>
           <w:p>
             <w:r/>
@@ -2603,15 +2520,7 @@
         </w:tc>
         <w:tc>
           <w:tcPr>
-            <w:tcW w:type="dxa" w:w="2448"/>
-          </w:tcPr>
-          <w:p>
-            <w:r/>
-          </w:p>
-        </w:tc>
-        <w:tc>
-          <w:tcPr>
-            <w:tcW w:type="dxa" w:w="2448"/>
+            <w:tcW w:type="dxa" w:w="3672"/>
           </w:tcPr>
           <w:p>
             <w:r/>
@@ -2625,13 +2534,13 @@
           </w:tcPr>
           <w:p>
             <w:r>
-              <w:t>Temps pour apprendre à s'en servir</w:t>
+              <w:t xml:space="preserve">Principale limite pour ce client</w:t>
             </w:r>
           </w:p>
         </w:tc>
         <w:tc>
           <w:tcPr>
-            <w:tcW w:type="dxa" w:w="2448"/>
+            <w:tcW w:type="dxa" w:w="3672"/>
           </w:tcPr>
           <w:p>
             <w:r/>
@@ -2639,15 +2548,7 @@
         </w:tc>
         <w:tc>
           <w:tcPr>
-            <w:tcW w:type="dxa" w:w="2448"/>
-          </w:tcPr>
-          <w:p>
-            <w:r/>
-          </w:p>
-        </w:tc>
-        <w:tc>
-          <w:tcPr>
-            <w:tcW w:type="dxa" w:w="2448"/>
+            <w:tcW w:type="dxa" w:w="3672"/>
           </w:tcPr>
           <w:p>
             <w:r/>
@@ -2661,13 +2562,13 @@
           </w:tcPr>
           <w:p>
             <w:r>
-              <w:t>Source(s) ou essai</w:t>
+              <w:t xml:space="preserve">Source(s)</w:t>
             </w:r>
           </w:p>
         </w:tc>
         <w:tc>
           <w:tcPr>
-            <w:tcW w:type="dxa" w:w="2448"/>
+            <w:tcW w:type="dxa" w:w="3672"/>
           </w:tcPr>
           <w:p>
             <w:r/>
@@ -2675,15 +2576,7 @@
         </w:tc>
         <w:tc>
           <w:tcPr>
-            <w:tcW w:type="dxa" w:w="2448"/>
-          </w:tcPr>
-          <w:p>
-            <w:r/>
-          </w:p>
-        </w:tc>
-        <w:tc>
-          <w:tcPr>
-            <w:tcW w:type="dxa" w:w="2448"/>
+            <w:tcW w:type="dxa" w:w="3672"/>
           </w:tcPr>
           <w:p>
             <w:r/>
@@ -2693,11 +2586,11 @@
     </w:tbl>
     <w:p/>
     <w:p>
-      <w:pPr>
-        <w:pStyle w:val="Heading3"/>
-      </w:pPr>
       <w:r>
-        <w:t>Avantages, limites et points à vérifier</w:t>
+        <w:rPr>
+          <w:b/>
+        </w:rPr>
+        <w:t xml:space="preserve">Les points qu'un essai devrait vérifier</w:t>
       </w:r>
     </w:p>
     <w:p>
@@ -2706,15 +2599,7 @@
           <w:i/>
           <w:color w:val="56616C"/>
         </w:rPr>
-        <w:t>Pour ce client-ci : l'effet sur Mélanie, les guides, les clients, le budget, la Loi 25…</w:t>
-      </w:r>
-    </w:p>
-    <w:p>
-      <w:pPr>
-        <w:pStyle w:val="Heading2"/>
-      </w:pPr>
-      <w:r>
-        <w:t>6.4 Q4 — Montrer les vidéos sans ralentir le site</w:t>
+        <w:t xml:space="preserve">Ce que la source annonce et que seul un essai pourrait confirmer.</w:t>
       </w:r>
     </w:p>
     <w:p>
@@ -2722,7 +2607,15 @@
         <w:pStyle w:val="Heading3"/>
       </w:pPr>
       <w:r>
-        <w:t>Le besoin</w:t>
+        <w:t xml:space="preserve">Q_ — [titre de la question]</w:t>
+      </w:r>
+    </w:p>
+    <w:p>
+      <w:r>
+        <w:rPr>
+          <w:b/>
+        </w:rPr>
+        <w:t xml:space="preserve">Le besoin</w:t>
       </w:r>
     </w:p>
     <w:p>
@@ -2731,32 +2624,7 @@
           <w:i/>
           <w:color w:val="56616C"/>
         </w:rPr>
-        <w:t>Rappel des exigences et des contraintes qui touchent cette question (renvoyer aux sections 3 et 4).</w:t>
-      </w:r>
-    </w:p>
-    <w:p>
-      <w:pPr>
-        <w:pStyle w:val="Heading3"/>
-      </w:pPr>
-      <w:r>
-        <w:t>Les familles de solutions</w:t>
-      </w:r>
-    </w:p>
-    <w:p>
-      <w:r>
-        <w:rPr>
-          <w:i/>
-          <w:color w:val="56616C"/>
-        </w:rPr>
-        <w:t>Par exemple : un service spécialisé, une fonction de la plateforme du site, un développement sur mesure.</w:t>
-      </w:r>
-    </w:p>
-    <w:p>
-      <w:pPr>
-        <w:pStyle w:val="Heading3"/>
-      </w:pPr>
-      <w:r>
-        <w:t>Comparaison</w:t>
+        <w:t xml:space="preserve">En deux ou trois lignes, avec un renvoi aux sections 3 et 4.</w:t>
       </w:r>
     </w:p>
     <w:tbl>
@@ -2766,69 +2634,50 @@
         <w:tblLook w:firstColumn="1" w:firstRow="1" w:lastColumn="0" w:lastRow="0" w:noHBand="0" w:noVBand="1" w:val="04A0"/>
       </w:tblPr>
       <w:tblGrid>
-        <w:gridCol w:w="2520"/>
-        <w:gridCol w:w="2520"/>
-        <w:gridCol w:w="2520"/>
-        <w:gridCol w:w="2520"/>
+        <w:gridCol w:w="2736"/>
+        <w:gridCol w:w="3672"/>
+        <w:gridCol w:w="3672"/>
       </w:tblGrid>
       <w:tr>
         <w:tc>
           <w:tcPr>
             <w:tcW w:type="dxa" w:w="2736"/>
-            <w:shd w:val="clear" w:color="auto" w:fill="E0E7FF"/>
+            <w:shd w:val="clear" w:color="auto" w:fill="FEF3C7"/>
           </w:tcPr>
           <w:p>
-            <w:r/>
             <w:r>
               <w:rPr>
                 <w:b/>
               </w:rPr>
-              <w:t>Critère</w:t>
+              <w:t xml:space="preserve">Critère</w:t>
             </w:r>
           </w:p>
         </w:tc>
         <w:tc>
           <w:tcPr>
-            <w:tcW w:type="dxa" w:w="2448"/>
-            <w:shd w:val="clear" w:color="auto" w:fill="E0E7FF"/>
+            <w:tcW w:type="dxa" w:w="3672"/>
+            <w:shd w:val="clear" w:color="auto" w:fill="FEF3C7"/>
           </w:tcPr>
           <w:p>
-            <w:r/>
             <w:r>
               <w:rPr>
                 <w:b/>
               </w:rPr>
-              <w:t>Outil 1 :</w:t>
+              <w:t xml:space="preserve">Outil 1 :</w:t>
             </w:r>
           </w:p>
         </w:tc>
         <w:tc>
           <w:tcPr>
-            <w:tcW w:type="dxa" w:w="2448"/>
-            <w:shd w:val="clear" w:color="auto" w:fill="E0E7FF"/>
+            <w:tcW w:type="dxa" w:w="3672"/>
+            <w:shd w:val="clear" w:color="auto" w:fill="FEF3C7"/>
           </w:tcPr>
           <w:p>
-            <w:r/>
             <w:r>
               <w:rPr>
                 <w:b/>
               </w:rPr>
-              <w:t>Outil 2 :</w:t>
-            </w:r>
-          </w:p>
-        </w:tc>
-        <w:tc>
-          <w:tcPr>
-            <w:tcW w:type="dxa" w:w="2448"/>
-            <w:shd w:val="clear" w:color="auto" w:fill="E0E7FF"/>
-          </w:tcPr>
-          <w:p>
-            <w:r/>
-            <w:r>
-              <w:rPr>
-                <w:b/>
-              </w:rPr>
-              <w:t>Outil 3 :</w:t>
+              <w:t xml:space="preserve">Outil 2 :</w:t>
             </w:r>
           </w:p>
         </w:tc>
@@ -2840,13 +2689,13 @@
           </w:tcPr>
           <w:p>
             <w:r>
-              <w:t>Ce qu'il fait pour ce besoin</w:t>
+              <w:t xml:space="preserve">Ce qu'il fait pour ce besoin</w:t>
             </w:r>
           </w:p>
         </w:tc>
         <w:tc>
           <w:tcPr>
-            <w:tcW w:type="dxa" w:w="2448"/>
+            <w:tcW w:type="dxa" w:w="3672"/>
           </w:tcPr>
           <w:p>
             <w:r/>
@@ -2854,15 +2703,7 @@
         </w:tc>
         <w:tc>
           <w:tcPr>
-            <w:tcW w:type="dxa" w:w="2448"/>
-          </w:tcPr>
-          <w:p>
-            <w:r/>
-          </w:p>
-        </w:tc>
-        <w:tc>
-          <w:tcPr>
-            <w:tcW w:type="dxa" w:w="2448"/>
+            <w:tcW w:type="dxa" w:w="3672"/>
           </w:tcPr>
           <w:p>
             <w:r/>
@@ -2876,13 +2717,13 @@
           </w:tcPr>
           <w:p>
             <w:r>
-              <w:t>Modèle de prix</w:t>
+              <w:t xml:space="preserve">Modèle de prix</w:t>
             </w:r>
           </w:p>
         </w:tc>
         <w:tc>
           <w:tcPr>
-            <w:tcW w:type="dxa" w:w="2448"/>
+            <w:tcW w:type="dxa" w:w="3672"/>
           </w:tcPr>
           <w:p>
             <w:r/>
@@ -2890,15 +2731,7 @@
         </w:tc>
         <w:tc>
           <w:tcPr>
-            <w:tcW w:type="dxa" w:w="2448"/>
-          </w:tcPr>
-          <w:p>
-            <w:r/>
-          </w:p>
-        </w:tc>
-        <w:tc>
-          <w:tcPr>
-            <w:tcW w:type="dxa" w:w="2448"/>
+            <w:tcW w:type="dxa" w:w="3672"/>
           </w:tcPr>
           <w:p>
             <w:r/>
@@ -2912,13 +2745,13 @@
           </w:tcPr>
           <w:p>
             <w:r>
-              <w:t>Coût estimé sur 3 ans ($ CA, hypothèses en note)</w:t>
+              <w:t xml:space="preserve">Coût estimé sur 3 ans ($ CA)</w:t>
             </w:r>
           </w:p>
         </w:tc>
         <w:tc>
           <w:tcPr>
-            <w:tcW w:type="dxa" w:w="2448"/>
+            <w:tcW w:type="dxa" w:w="3672"/>
           </w:tcPr>
           <w:p>
             <w:r/>
@@ -2926,15 +2759,7 @@
         </w:tc>
         <w:tc>
           <w:tcPr>
-            <w:tcW w:type="dxa" w:w="2448"/>
-          </w:tcPr>
-          <w:p>
-            <w:r/>
-          </w:p>
-        </w:tc>
-        <w:tc>
-          <w:tcPr>
-            <w:tcW w:type="dxa" w:w="2448"/>
+            <w:tcW w:type="dxa" w:w="3672"/>
           </w:tcPr>
           <w:p>
             <w:r/>
@@ -2948,13 +2773,13 @@
           </w:tcPr>
           <w:p>
             <w:r>
-              <w:t>Temps pour apprendre à s'en servir</w:t>
+              <w:t xml:space="preserve">Principale limite pour ce client</w:t>
             </w:r>
           </w:p>
         </w:tc>
         <w:tc>
           <w:tcPr>
-            <w:tcW w:type="dxa" w:w="2448"/>
+            <w:tcW w:type="dxa" w:w="3672"/>
           </w:tcPr>
           <w:p>
             <w:r/>
@@ -2962,15 +2787,7 @@
         </w:tc>
         <w:tc>
           <w:tcPr>
-            <w:tcW w:type="dxa" w:w="2448"/>
-          </w:tcPr>
-          <w:p>
-            <w:r/>
-          </w:p>
-        </w:tc>
-        <w:tc>
-          <w:tcPr>
-            <w:tcW w:type="dxa" w:w="2448"/>
+            <w:tcW w:type="dxa" w:w="3672"/>
           </w:tcPr>
           <w:p>
             <w:r/>
@@ -2984,13 +2801,13 @@
           </w:tcPr>
           <w:p>
             <w:r>
-              <w:t>Source(s) ou essai</w:t>
+              <w:t xml:space="preserve">Source(s)</w:t>
             </w:r>
           </w:p>
         </w:tc>
         <w:tc>
           <w:tcPr>
-            <w:tcW w:type="dxa" w:w="2448"/>
+            <w:tcW w:type="dxa" w:w="3672"/>
           </w:tcPr>
           <w:p>
             <w:r/>
@@ -2998,15 +2815,7 @@
         </w:tc>
         <w:tc>
           <w:tcPr>
-            <w:tcW w:type="dxa" w:w="2448"/>
-          </w:tcPr>
-          <w:p>
-            <w:r/>
-          </w:p>
-        </w:tc>
-        <w:tc>
-          <w:tcPr>
-            <w:tcW w:type="dxa" w:w="2448"/>
+            <w:tcW w:type="dxa" w:w="3672"/>
           </w:tcPr>
           <w:p>
             <w:r/>
@@ -3016,11 +2825,11 @@
     </w:tbl>
     <w:p/>
     <w:p>
-      <w:pPr>
-        <w:pStyle w:val="Heading3"/>
-      </w:pPr>
       <w:r>
-        <w:t>Avantages, limites et points à vérifier</w:t>
+        <w:rPr>
+          <w:b/>
+        </w:rPr>
+        <w:t xml:space="preserve">Les points qu'un essai devrait vérifier</w:t>
       </w:r>
     </w:p>
     <w:p>
@@ -3029,15 +2838,7 @@
           <w:i/>
           <w:color w:val="56616C"/>
         </w:rPr>
-        <w:t>Pour ce client-ci : l'effet sur Mélanie, les guides, les clients, le budget, la Loi 25…</w:t>
-      </w:r>
-    </w:p>
-    <w:p>
-      <w:pPr>
-        <w:pStyle w:val="Heading2"/>
-      </w:pPr>
-      <w:r>
-        <w:t>6.5 Q5 — Offrir le site en français et en anglais</w:t>
+        <w:t xml:space="preserve">Ce que la source annonce et que seul un essai pourrait confirmer.</w:t>
       </w:r>
     </w:p>
     <w:p>
@@ -3045,7 +2846,15 @@
         <w:pStyle w:val="Heading3"/>
       </w:pPr>
       <w:r>
-        <w:t>Le besoin</w:t>
+        <w:t xml:space="preserve">Q_ — [titre de la question]</w:t>
+      </w:r>
+    </w:p>
+    <w:p>
+      <w:r>
+        <w:rPr>
+          <w:b/>
+        </w:rPr>
+        <w:t xml:space="preserve">Le besoin</w:t>
       </w:r>
     </w:p>
     <w:p>
@@ -3054,32 +2863,7 @@
           <w:i/>
           <w:color w:val="56616C"/>
         </w:rPr>
-        <w:t>Rappel des exigences et des contraintes qui touchent cette question (renvoyer aux sections 3 et 4).</w:t>
-      </w:r>
-    </w:p>
-    <w:p>
-      <w:pPr>
-        <w:pStyle w:val="Heading3"/>
-      </w:pPr>
-      <w:r>
-        <w:t>Les familles de solutions</w:t>
-      </w:r>
-    </w:p>
-    <w:p>
-      <w:r>
-        <w:rPr>
-          <w:i/>
-          <w:color w:val="56616C"/>
-        </w:rPr>
-        <w:t>Par exemple : un service spécialisé, une fonction de la plateforme du site, un développement sur mesure.</w:t>
-      </w:r>
-    </w:p>
-    <w:p>
-      <w:pPr>
-        <w:pStyle w:val="Heading3"/>
-      </w:pPr>
-      <w:r>
-        <w:t>Comparaison</w:t>
+        <w:t xml:space="preserve">En deux ou trois lignes, avec un renvoi aux sections 3 et 4.</w:t>
       </w:r>
     </w:p>
     <w:tbl>
@@ -3089,69 +2873,50 @@
         <w:tblLook w:firstColumn="1" w:firstRow="1" w:lastColumn="0" w:lastRow="0" w:noHBand="0" w:noVBand="1" w:val="04A0"/>
       </w:tblPr>
       <w:tblGrid>
-        <w:gridCol w:w="2520"/>
-        <w:gridCol w:w="2520"/>
-        <w:gridCol w:w="2520"/>
-        <w:gridCol w:w="2520"/>
+        <w:gridCol w:w="2736"/>
+        <w:gridCol w:w="3672"/>
+        <w:gridCol w:w="3672"/>
       </w:tblGrid>
       <w:tr>
         <w:tc>
           <w:tcPr>
             <w:tcW w:type="dxa" w:w="2736"/>
-            <w:shd w:val="clear" w:color="auto" w:fill="E0E7FF"/>
+            <w:shd w:val="clear" w:color="auto" w:fill="FEF3C7"/>
           </w:tcPr>
           <w:p>
-            <w:r/>
             <w:r>
               <w:rPr>
                 <w:b/>
               </w:rPr>
-              <w:t>Critère</w:t>
+              <w:t xml:space="preserve">Critère</w:t>
             </w:r>
           </w:p>
         </w:tc>
         <w:tc>
           <w:tcPr>
-            <w:tcW w:type="dxa" w:w="2448"/>
-            <w:shd w:val="clear" w:color="auto" w:fill="E0E7FF"/>
+            <w:tcW w:type="dxa" w:w="3672"/>
+            <w:shd w:val="clear" w:color="auto" w:fill="FEF3C7"/>
           </w:tcPr>
           <w:p>
-            <w:r/>
             <w:r>
               <w:rPr>
                 <w:b/>
               </w:rPr>
-              <w:t>Outil 1 :</w:t>
+              <w:t xml:space="preserve">Outil 1 :</w:t>
             </w:r>
           </w:p>
         </w:tc>
         <w:tc>
           <w:tcPr>
-            <w:tcW w:type="dxa" w:w="2448"/>
-            <w:shd w:val="clear" w:color="auto" w:fill="E0E7FF"/>
+            <w:tcW w:type="dxa" w:w="3672"/>
+            <w:shd w:val="clear" w:color="auto" w:fill="FEF3C7"/>
           </w:tcPr>
           <w:p>
-            <w:r/>
             <w:r>
               <w:rPr>
                 <w:b/>
               </w:rPr>
-              <w:t>Outil 2 :</w:t>
-            </w:r>
-          </w:p>
-        </w:tc>
-        <w:tc>
-          <w:tcPr>
-            <w:tcW w:type="dxa" w:w="2448"/>
-            <w:shd w:val="clear" w:color="auto" w:fill="E0E7FF"/>
-          </w:tcPr>
-          <w:p>
-            <w:r/>
-            <w:r>
-              <w:rPr>
-                <w:b/>
-              </w:rPr>
-              <w:t>Outil 3 :</w:t>
+              <w:t xml:space="preserve">Outil 2 :</w:t>
             </w:r>
           </w:p>
         </w:tc>
@@ -3163,13 +2928,13 @@
           </w:tcPr>
           <w:p>
             <w:r>
-              <w:t>Ce qu'il fait pour ce besoin</w:t>
+              <w:t xml:space="preserve">Ce qu'il fait pour ce besoin</w:t>
             </w:r>
           </w:p>
         </w:tc>
         <w:tc>
           <w:tcPr>
-            <w:tcW w:type="dxa" w:w="2448"/>
+            <w:tcW w:type="dxa" w:w="3672"/>
           </w:tcPr>
           <w:p>
             <w:r/>
@@ -3177,15 +2942,7 @@
         </w:tc>
         <w:tc>
           <w:tcPr>
-            <w:tcW w:type="dxa" w:w="2448"/>
-          </w:tcPr>
-          <w:p>
-            <w:r/>
-          </w:p>
-        </w:tc>
-        <w:tc>
-          <w:tcPr>
-            <w:tcW w:type="dxa" w:w="2448"/>
+            <w:tcW w:type="dxa" w:w="3672"/>
           </w:tcPr>
           <w:p>
             <w:r/>
@@ -3199,13 +2956,13 @@
           </w:tcPr>
           <w:p>
             <w:r>
-              <w:t>Modèle de prix</w:t>
+              <w:t xml:space="preserve">Modèle de prix</w:t>
             </w:r>
           </w:p>
         </w:tc>
         <w:tc>
           <w:tcPr>
-            <w:tcW w:type="dxa" w:w="2448"/>
+            <w:tcW w:type="dxa" w:w="3672"/>
           </w:tcPr>
           <w:p>
             <w:r/>
@@ -3213,15 +2970,7 @@
         </w:tc>
         <w:tc>
           <w:tcPr>
-            <w:tcW w:type="dxa" w:w="2448"/>
-          </w:tcPr>
-          <w:p>
-            <w:r/>
-          </w:p>
-        </w:tc>
-        <w:tc>
-          <w:tcPr>
-            <w:tcW w:type="dxa" w:w="2448"/>
+            <w:tcW w:type="dxa" w:w="3672"/>
           </w:tcPr>
           <w:p>
             <w:r/>
@@ -3235,13 +2984,13 @@
           </w:tcPr>
           <w:p>
             <w:r>
-              <w:t>Coût estimé sur 3 ans ($ CA, hypothèses en note)</w:t>
+              <w:t xml:space="preserve">Coût estimé sur 3 ans ($ CA)</w:t>
             </w:r>
           </w:p>
         </w:tc>
         <w:tc>
           <w:tcPr>
-            <w:tcW w:type="dxa" w:w="2448"/>
+            <w:tcW w:type="dxa" w:w="3672"/>
           </w:tcPr>
           <w:p>
             <w:r/>
@@ -3249,15 +2998,7 @@
         </w:tc>
         <w:tc>
           <w:tcPr>
-            <w:tcW w:type="dxa" w:w="2448"/>
-          </w:tcPr>
-          <w:p>
-            <w:r/>
-          </w:p>
-        </w:tc>
-        <w:tc>
-          <w:tcPr>
-            <w:tcW w:type="dxa" w:w="2448"/>
+            <w:tcW w:type="dxa" w:w="3672"/>
           </w:tcPr>
           <w:p>
             <w:r/>
@@ -3271,13 +3012,13 @@
           </w:tcPr>
           <w:p>
             <w:r>
-              <w:t>Temps pour apprendre à s'en servir</w:t>
+              <w:t xml:space="preserve">Principale limite pour ce client</w:t>
             </w:r>
           </w:p>
         </w:tc>
         <w:tc>
           <w:tcPr>
-            <w:tcW w:type="dxa" w:w="2448"/>
+            <w:tcW w:type="dxa" w:w="3672"/>
           </w:tcPr>
           <w:p>
             <w:r/>
@@ -3285,15 +3026,7 @@
         </w:tc>
         <w:tc>
           <w:tcPr>
-            <w:tcW w:type="dxa" w:w="2448"/>
-          </w:tcPr>
-          <w:p>
-            <w:r/>
-          </w:p>
-        </w:tc>
-        <w:tc>
-          <w:tcPr>
-            <w:tcW w:type="dxa" w:w="2448"/>
+            <w:tcW w:type="dxa" w:w="3672"/>
           </w:tcPr>
           <w:p>
             <w:r/>
@@ -3307,13 +3040,13 @@
           </w:tcPr>
           <w:p>
             <w:r>
-              <w:t>Source(s) ou essai</w:t>
+              <w:t xml:space="preserve">Source(s)</w:t>
             </w:r>
           </w:p>
         </w:tc>
         <w:tc>
           <w:tcPr>
-            <w:tcW w:type="dxa" w:w="2448"/>
+            <w:tcW w:type="dxa" w:w="3672"/>
           </w:tcPr>
           <w:p>
             <w:r/>
@@ -3321,15 +3054,7 @@
         </w:tc>
         <w:tc>
           <w:tcPr>
-            <w:tcW w:type="dxa" w:w="2448"/>
-          </w:tcPr>
-          <w:p>
-            <w:r/>
-          </w:p>
-        </w:tc>
-        <w:tc>
-          <w:tcPr>
-            <w:tcW w:type="dxa" w:w="2448"/>
+            <w:tcW w:type="dxa" w:w="3672"/>
           </w:tcPr>
           <w:p>
             <w:r/>
@@ -3339,11 +3064,11 @@
     </w:tbl>
     <w:p/>
     <w:p>
-      <w:pPr>
-        <w:pStyle w:val="Heading3"/>
-      </w:pPr>
       <w:r>
-        <w:t>Avantages, limites et points à vérifier</w:t>
+        <w:rPr>
+          <w:b/>
+        </w:rPr>
+        <w:t xml:space="preserve">Les points qu'un essai devrait vérifier</w:t>
       </w:r>
     </w:p>
     <w:p>
@@ -3352,7 +3077,7 @@
           <w:i/>
           <w:color w:val="56616C"/>
         </w:rPr>
-        <w:t>Pour ce client-ci : l'effet sur Mélanie, les guides, les clients, le budget, la Loi 25…</w:t>
+        <w:t xml:space="preserve">Ce que la source annonce et que seul un essai pourrait confirmer.</w:t>
       </w:r>
     </w:p>
     <w:p>
